--- a/交付材料/02_技术方案/模板工作.docx
+++ b/交付材料/02_技术方案/模板工作.docx
@@ -3983,7 +3983,7 @@
     <w:name w:val="header"/>
     <w:basedOn w:val="a"/>
     <w:link w:val="ad"/>
-    <w:rsid w:val="005F7BAB"/>
+    <w:rsid w:val="00C70E56"/>
     <w:pPr>
       <w:tabs>
         <w:tab w:val="center" w:pos="4153"/>
@@ -4002,7 +4002,7 @@
     <w:name w:val="页眉 字符"/>
     <w:basedOn w:val="a0"/>
     <w:link w:val="ac"/>
-    <w:rsid w:val="005F7BAB"/>
+    <w:rsid w:val="00C70E56"/>
     <w:rPr>
       <w:kern w:val="2"/>
       <w:sz w:val="18"/>
